--- a/templates/TEMPLATE_POWER/bienban.docx
+++ b/templates/TEMPLATE_POWER/bienban.docx
@@ -240,7 +240,7 @@
           <w:b/>
           <w:bCs/>
         </w:rPr>
-        <w:t>KẾT QUẢ KIỂM ĐỊNH</w:t>
+        <w:t>KẾT QUẢ HIỆU CHUẨN</w:t>
       </w:r>
     </w:p>
     <w:p>
